--- a/klagomål/A 43991-2023 FSC-klagomål.docx
+++ b/klagomål/A 43991-2023 FSC-klagomål.docx
@@ -216,12 +216,12 @@
         <w:spacing w:after="240"/>
       </w:pPr>
       <w:r>
-        <w:t>Figur 1. Fyndplatser för naturvårdsarter i avverkningsanmälan. Markörer utan svart kant är placerade på fyndplatsen. Markörer med svart kant är placerade vid sidan av fyndplatsen och har ett svart streck som visar fyndplatsens exakta position. Kartans mittpunktskoordinat är N 6966123, E 398729 i SWEREF 99 TM.</w:t>
+        <w:t>Figur 1. Fyndplatser för naturvårdsarter i och inom 15 meter från avverkningsanmälan. Markörer utan svart kant är placerade på fyndplatsen. Markörer med svart kant är placerade vid sidan av fyndplatsen och har ett svart streck som visar fyndplatsens exakta position. Kartans mittpunktskoordinat är N 6966123, E 398729 i SWEREF 99 TM.</w:t>
       </w:r>
     </w:p>
     <w:p>
       <w:r>
-        <w:t>I avverkningsanmälan finns fynd av 7 naturvårdsarter, varav 6 är rödlistade, 1 är fridlyst, 5 är typiska (T) och 1 är signalart (S): blå taggsvamp (NT, T), harticka (NT, T), skrovellav (NT, T), svartvit taggsvamp (NT), talltita (NT, §4), ullticka (NT, T) och stuplav (S, T). Se Figur 1.</w:t>
+        <w:t>I och inom 15 meter från avverkningsanmälan finns fynd av 8 naturvårdsarter, varav 6 är rödlistade, 2 är fridlysta, 5 är typiska (T) och 1 är signalart (S): blå taggsvamp (NT, T), harticka (NT, T), skrovellav (NT, T), svartvit taggsvamp (NT), talltita (NT, §4), ullticka (NT, T), stuplav (S, T) och fläcknycklar (§8). Se Figur 1.</w:t>
       </w:r>
     </w:p>
     <w:p>
@@ -583,7 +583,7 @@
         <w:rPr>
           <w:i/>
         </w:rPr>
-        <w:t>I det avverkningsanmälda skogsområdet har 7 naturvårdsarter varav 6 rödlistade arter sina livsmiljöer och växtplatser.</w:t>
+        <w:t>I det avverkningsanmälda skogsområdet har 8 naturvårdsarter varav 6 rödlistade arter sina livsmiljöer och växtplatser.</w:t>
       </w:r>
     </w:p>
     <w:p>
@@ -1031,7 +1031,7 @@
     <w:r>
       <w:tab/>
       <w:tab/>
-      <w:t>2026-09-14</w:t>
+      <w:t>2026-09-15</w:t>
       <w:br/>
       <w:br/>
     </w:r>

--- a/klagomål/A 43991-2023 FSC-klagomål.docx
+++ b/klagomål/A 43991-2023 FSC-klagomål.docx
@@ -1031,7 +1031,7 @@
     <w:r>
       <w:tab/>
       <w:tab/>
-      <w:t>2026-09-15</w:t>
+      <w:t>2026-09-16</w:t>
       <w:br/>
       <w:br/>
     </w:r>

--- a/klagomål/A 43991-2023 FSC-klagomål.docx
+++ b/klagomål/A 43991-2023 FSC-klagomål.docx
@@ -1031,7 +1031,7 @@
     <w:r>
       <w:tab/>
       <w:tab/>
-      <w:t>2026-09-16</w:t>
+      <w:t>2026-09-17</w:t>
       <w:br/>
       <w:br/>
     </w:r>

--- a/klagomål/A 43991-2023 FSC-klagomål.docx
+++ b/klagomål/A 43991-2023 FSC-klagomål.docx
@@ -1031,7 +1031,7 @@
     <w:r>
       <w:tab/>
       <w:tab/>
-      <w:t>2026-09-17</w:t>
+      <w:t>2026-09-18</w:t>
       <w:br/>
       <w:br/>
     </w:r>

--- a/klagomål/A 43991-2023 FSC-klagomål.docx
+++ b/klagomål/A 43991-2023 FSC-klagomål.docx
@@ -1031,7 +1031,7 @@
     <w:r>
       <w:tab/>
       <w:tab/>
-      <w:t>2026-09-18</w:t>
+      <w:t>2026-09-19</w:t>
       <w:br/>
       <w:br/>
     </w:r>

--- a/klagomål/A 43991-2023 FSC-klagomål.docx
+++ b/klagomål/A 43991-2023 FSC-klagomål.docx
@@ -1031,7 +1031,7 @@
     <w:r>
       <w:tab/>
       <w:tab/>
-      <w:t>2026-09-19</w:t>
+      <w:t>2026-09-21</w:t>
       <w:br/>
       <w:br/>
     </w:r>

--- a/klagomål/A 43991-2023 FSC-klagomål.docx
+++ b/klagomål/A 43991-2023 FSC-klagomål.docx
@@ -1031,7 +1031,7 @@
     <w:r>
       <w:tab/>
       <w:tab/>
-      <w:t>2026-09-21</w:t>
+      <w:t>2026-09-23</w:t>
       <w:br/>
       <w:br/>
     </w:r>

--- a/klagomål/A 43991-2023 FSC-klagomål.docx
+++ b/klagomål/A 43991-2023 FSC-klagomål.docx
@@ -1031,7 +1031,7 @@
     <w:r>
       <w:tab/>
       <w:tab/>
-      <w:t>2026-09-23</w:t>
+      <w:t>2026-09-24</w:t>
       <w:br/>
       <w:br/>
     </w:r>

--- a/klagomål/A 43991-2023 FSC-klagomål.docx
+++ b/klagomål/A 43991-2023 FSC-klagomål.docx
@@ -1031,7 +1031,7 @@
     <w:r>
       <w:tab/>
       <w:tab/>
-      <w:t>2026-09-24</w:t>
+      <w:t>2026-09-25</w:t>
       <w:br/>
       <w:br/>
     </w:r>

--- a/klagomål/A 43991-2023 FSC-klagomål.docx
+++ b/klagomål/A 43991-2023 FSC-klagomål.docx
@@ -1031,7 +1031,7 @@
     <w:r>
       <w:tab/>
       <w:tab/>
-      <w:t>2026-09-25</w:t>
+      <w:t>2026-09-26</w:t>
       <w:br/>
       <w:br/>
     </w:r>

--- a/klagomål/A 43991-2023 FSC-klagomål.docx
+++ b/klagomål/A 43991-2023 FSC-klagomål.docx
@@ -1031,7 +1031,7 @@
     <w:r>
       <w:tab/>
       <w:tab/>
-      <w:t>2026-09-26</w:t>
+      <w:t>2026-09-27</w:t>
       <w:br/>
       <w:br/>
     </w:r>

--- a/klagomål/A 43991-2023 FSC-klagomål.docx
+++ b/klagomål/A 43991-2023 FSC-klagomål.docx
@@ -1031,7 +1031,7 @@
     <w:r>
       <w:tab/>
       <w:tab/>
-      <w:t>2026-09-27</w:t>
+      <w:t>2026-09-28</w:t>
       <w:br/>
       <w:br/>
     </w:r>

--- a/klagomål/A 43991-2023 FSC-klagomål.docx
+++ b/klagomål/A 43991-2023 FSC-klagomål.docx
@@ -1031,7 +1031,7 @@
     <w:r>
       <w:tab/>
       <w:tab/>
-      <w:t>2026-09-28</w:t>
+      <w:t>2026-09-29</w:t>
       <w:br/>
       <w:br/>
     </w:r>

--- a/klagomål/A 43991-2023 FSC-klagomål.docx
+++ b/klagomål/A 43991-2023 FSC-klagomål.docx
@@ -1031,7 +1031,7 @@
     <w:r>
       <w:tab/>
       <w:tab/>
-      <w:t>2026-09-29</w:t>
+      <w:t>2026-09-30</w:t>
       <w:br/>
       <w:br/>
     </w:r>

--- a/klagomål/A 43991-2023 FSC-klagomål.docx
+++ b/klagomål/A 43991-2023 FSC-klagomål.docx
@@ -1031,7 +1031,7 @@
     <w:r>
       <w:tab/>
       <w:tab/>
-      <w:t>2026-09-30</w:t>
+      <w:t>2026-10-01</w:t>
       <w:br/>
       <w:br/>
     </w:r>

--- a/klagomål/A 43991-2023 FSC-klagomål.docx
+++ b/klagomål/A 43991-2023 FSC-klagomål.docx
@@ -1031,7 +1031,7 @@
     <w:r>
       <w:tab/>
       <w:tab/>
-      <w:t>2026-10-01</w:t>
+      <w:t>2026-10-02</w:t>
       <w:br/>
       <w:br/>
     </w:r>

--- a/klagomål/A 43991-2023 FSC-klagomål.docx
+++ b/klagomål/A 43991-2023 FSC-klagomål.docx
@@ -1031,7 +1031,7 @@
     <w:r>
       <w:tab/>
       <w:tab/>
-      <w:t>2026-10-02</w:t>
+      <w:t>2026-10-03</w:t>
       <w:br/>
       <w:br/>
     </w:r>

--- a/klagomål/A 43991-2023 FSC-klagomål.docx
+++ b/klagomål/A 43991-2023 FSC-klagomål.docx
@@ -1031,7 +1031,7 @@
     <w:r>
       <w:tab/>
       <w:tab/>
-      <w:t>2026-10-03</w:t>
+      <w:t>2026-10-04</w:t>
       <w:br/>
       <w:br/>
     </w:r>

--- a/klagomål/A 43991-2023 FSC-klagomål.docx
+++ b/klagomål/A 43991-2023 FSC-klagomål.docx
@@ -1031,7 +1031,7 @@
     <w:r>
       <w:tab/>
       <w:tab/>
-      <w:t>2026-10-04</w:t>
+      <w:t>2026-10-05</w:t>
       <w:br/>
       <w:br/>
     </w:r>

--- a/klagomål/A 43991-2023 FSC-klagomål.docx
+++ b/klagomål/A 43991-2023 FSC-klagomål.docx
@@ -1031,7 +1031,7 @@
     <w:r>
       <w:tab/>
       <w:tab/>
-      <w:t>2026-10-05</w:t>
+      <w:t>2026-10-06</w:t>
       <w:br/>
       <w:br/>
     </w:r>

--- a/klagomål/A 43991-2023 FSC-klagomål.docx
+++ b/klagomål/A 43991-2023 FSC-klagomål.docx
@@ -1031,7 +1031,7 @@
     <w:r>
       <w:tab/>
       <w:tab/>
-      <w:t>2026-10-06</w:t>
+      <w:t>2026-10-07</w:t>
       <w:br/>
       <w:br/>
     </w:r>

--- a/klagomål/A 43991-2023 FSC-klagomål.docx
+++ b/klagomål/A 43991-2023 FSC-klagomål.docx
@@ -1031,7 +1031,7 @@
     <w:r>
       <w:tab/>
       <w:tab/>
-      <w:t>2026-10-07</w:t>
+      <w:t>2026-10-08</w:t>
       <w:br/>
       <w:br/>
     </w:r>

--- a/klagomål/A 43991-2023 FSC-klagomål.docx
+++ b/klagomål/A 43991-2023 FSC-klagomål.docx
@@ -1031,7 +1031,7 @@
     <w:r>
       <w:tab/>
       <w:tab/>
-      <w:t>2026-10-08</w:t>
+      <w:t>2026-10-09</w:t>
       <w:br/>
       <w:br/>
     </w:r>

--- a/klagomål/A 43991-2023 FSC-klagomål.docx
+++ b/klagomål/A 43991-2023 FSC-klagomål.docx
@@ -1031,7 +1031,7 @@
     <w:r>
       <w:tab/>
       <w:tab/>
-      <w:t>2026-10-09</w:t>
+      <w:t>2026-10-10</w:t>
       <w:br/>
       <w:br/>
     </w:r>

--- a/klagomål/A 43991-2023 FSC-klagomål.docx
+++ b/klagomål/A 43991-2023 FSC-klagomål.docx
@@ -1031,7 +1031,7 @@
     <w:r>
       <w:tab/>
       <w:tab/>
-      <w:t>2026-10-10</w:t>
+      <w:t>2026-10-11</w:t>
       <w:br/>
       <w:br/>
     </w:r>

--- a/klagomål/A 43991-2023 FSC-klagomål.docx
+++ b/klagomål/A 43991-2023 FSC-klagomål.docx
@@ -1031,7 +1031,7 @@
     <w:r>
       <w:tab/>
       <w:tab/>
-      <w:t>2026-10-11</w:t>
+      <w:t>2026-10-12</w:t>
       <w:br/>
       <w:br/>
     </w:r>

--- a/klagomål/A 43991-2023 FSC-klagomål.docx
+++ b/klagomål/A 43991-2023 FSC-klagomål.docx
@@ -1031,7 +1031,7 @@
     <w:r>
       <w:tab/>
       <w:tab/>
-      <w:t>2026-10-12</w:t>
+      <w:t>2026-10-13</w:t>
       <w:br/>
       <w:br/>
     </w:r>

--- a/klagomål/A 43991-2023 FSC-klagomål.docx
+++ b/klagomål/A 43991-2023 FSC-klagomål.docx
@@ -1031,7 +1031,7 @@
     <w:r>
       <w:tab/>
       <w:tab/>
-      <w:t>2026-10-13</w:t>
+      <w:t>2026-10-14</w:t>
       <w:br/>
       <w:br/>
     </w:r>

--- a/klagomål/A 43991-2023 FSC-klagomål.docx
+++ b/klagomål/A 43991-2023 FSC-klagomål.docx
@@ -1031,7 +1031,7 @@
     <w:r>
       <w:tab/>
       <w:tab/>
-      <w:t>2026-10-14</w:t>
+      <w:t>2026-10-15</w:t>
       <w:br/>
       <w:br/>
     </w:r>

--- a/klagomål/A 43991-2023 FSC-klagomål.docx
+++ b/klagomål/A 43991-2023 FSC-klagomål.docx
@@ -1031,7 +1031,7 @@
     <w:r>
       <w:tab/>
       <w:tab/>
-      <w:t>2026-10-15</w:t>
+      <w:t>2026-10-16</w:t>
       <w:br/>
       <w:br/>
     </w:r>

--- a/klagomål/A 43991-2023 FSC-klagomål.docx
+++ b/klagomål/A 43991-2023 FSC-klagomål.docx
@@ -1031,7 +1031,7 @@
     <w:r>
       <w:tab/>
       <w:tab/>
-      <w:t>2026-10-16</w:t>
+      <w:t>2026-10-17</w:t>
       <w:br/>
       <w:br/>
     </w:r>

--- a/klagomål/A 43991-2023 FSC-klagomål.docx
+++ b/klagomål/A 43991-2023 FSC-klagomål.docx
@@ -1031,7 +1031,7 @@
     <w:r>
       <w:tab/>
       <w:tab/>
-      <w:t>2026-10-17</w:t>
+      <w:t>2026-10-18</w:t>
       <w:br/>
       <w:br/>
     </w:r>

--- a/klagomål/A 43991-2023 FSC-klagomål.docx
+++ b/klagomål/A 43991-2023 FSC-klagomål.docx
@@ -1031,7 +1031,7 @@
     <w:r>
       <w:tab/>
       <w:tab/>
-      <w:t>2026-10-18</w:t>
+      <w:t>2026-10-19</w:t>
       <w:br/>
       <w:br/>
     </w:r>

--- a/klagomål/A 43991-2023 FSC-klagomål.docx
+++ b/klagomål/A 43991-2023 FSC-klagomål.docx
@@ -1031,7 +1031,7 @@
     <w:r>
       <w:tab/>
       <w:tab/>
-      <w:t>2026-10-19</w:t>
+      <w:t>2026-10-20</w:t>
       <w:br/>
       <w:br/>
     </w:r>

--- a/klagomål/A 43991-2023 FSC-klagomål.docx
+++ b/klagomål/A 43991-2023 FSC-klagomål.docx
@@ -1031,7 +1031,7 @@
     <w:r>
       <w:tab/>
       <w:tab/>
-      <w:t>2026-10-20</w:t>
+      <w:t>2026-10-21</w:t>
       <w:br/>
       <w:br/>
     </w:r>

--- a/klagomål/A 43991-2023 FSC-klagomål.docx
+++ b/klagomål/A 43991-2023 FSC-klagomål.docx
@@ -1031,7 +1031,7 @@
     <w:r>
       <w:tab/>
       <w:tab/>
-      <w:t>2026-10-21</w:t>
+      <w:t>2026-10-22</w:t>
       <w:br/>
       <w:br/>
     </w:r>

--- a/klagomål/A 43991-2023 FSC-klagomål.docx
+++ b/klagomål/A 43991-2023 FSC-klagomål.docx
@@ -1031,7 +1031,7 @@
     <w:r>
       <w:tab/>
       <w:tab/>
-      <w:t>2026-10-22</w:t>
+      <w:t>2026-10-23</w:t>
       <w:br/>
       <w:br/>
     </w:r>

--- a/klagomål/A 43991-2023 FSC-klagomål.docx
+++ b/klagomål/A 43991-2023 FSC-klagomål.docx
@@ -1031,7 +1031,7 @@
     <w:r>
       <w:tab/>
       <w:tab/>
-      <w:t>2026-10-23</w:t>
+      <w:t>2026-10-24</w:t>
       <w:br/>
       <w:br/>
     </w:r>

--- a/klagomål/A 43991-2023 FSC-klagomål.docx
+++ b/klagomål/A 43991-2023 FSC-klagomål.docx
@@ -1031,7 +1031,7 @@
     <w:r>
       <w:tab/>
       <w:tab/>
-      <w:t>2026-10-24</w:t>
+      <w:t>2026-10-25</w:t>
       <w:br/>
       <w:br/>
     </w:r>

--- a/klagomål/A 43991-2023 FSC-klagomål.docx
+++ b/klagomål/A 43991-2023 FSC-klagomål.docx
@@ -1031,7 +1031,7 @@
     <w:r>
       <w:tab/>
       <w:tab/>
-      <w:t>2026-10-25</w:t>
+      <w:t>2026-10-26</w:t>
       <w:br/>
       <w:br/>
     </w:r>

--- a/klagomål/A 43991-2023 FSC-klagomål.docx
+++ b/klagomål/A 43991-2023 FSC-klagomål.docx
@@ -1031,7 +1031,7 @@
     <w:r>
       <w:tab/>
       <w:tab/>
-      <w:t>2026-10-26</w:t>
+      <w:t>2026-10-27</w:t>
       <w:br/>
       <w:br/>
     </w:r>

--- a/klagomål/A 43991-2023 FSC-klagomål.docx
+++ b/klagomål/A 43991-2023 FSC-klagomål.docx
@@ -1031,7 +1031,7 @@
     <w:r>
       <w:tab/>
       <w:tab/>
-      <w:t>2026-10-27</w:t>
+      <w:t>2026-10-28</w:t>
       <w:br/>
       <w:br/>
     </w:r>

--- a/klagomål/A 43991-2023 FSC-klagomål.docx
+++ b/klagomål/A 43991-2023 FSC-klagomål.docx
@@ -1031,7 +1031,7 @@
     <w:r>
       <w:tab/>
       <w:tab/>
-      <w:t>2026-10-28</w:t>
+      <w:t>2026-10-29</w:t>
       <w:br/>
       <w:br/>
     </w:r>

--- a/klagomål/A 43991-2023 FSC-klagomål.docx
+++ b/klagomål/A 43991-2023 FSC-klagomål.docx
@@ -1031,7 +1031,7 @@
     <w:r>
       <w:tab/>
       <w:tab/>
-      <w:t>2026-10-29</w:t>
+      <w:t>2026-10-31</w:t>
       <w:br/>
       <w:br/>
     </w:r>
